--- a/docs/Sql-Supabase-Uber-Truck.docx
+++ b/docs/Sql-Supabase-Uber-Truck.docx
@@ -85,15 +85,35 @@
       </w:r>
       <w:r>
         <w:rPr/>
-        <w:t xml:space="preserve">. Luego el bloque 004–008 (o </w:t>
-      </w:r>
-      <w:r>
-        <w:rPr/>
-        <w:t xml:space="preserve">RUN_PENDING.sql</w:t>
-      </w:r>
-      <w:r>
-        <w:rPr/>
-        <w:t xml:space="preserve">).</w:t>
+        <w:t xml:space="preserve">. Luego 004–008, </w:t>
+      </w:r>
+      <w:r>
+        <w:rPr/>
+        <w:t xml:space="preserve">010_price_negotiation.sql</w:t>
+      </w:r>
+      <w:r>
+        <w:rPr/>
+        <w:t xml:space="preserve">, </w:t>
+      </w:r>
+      <w:r>
+        <w:rPr/>
+        <w:t xml:space="preserve">011_cargo_trust.sql</w:t>
+      </w:r>
+      <w:r>
+        <w:rPr/>
+        <w:t xml:space="preserve">. Detalle: </w:t>
+      </w:r>
+      <w:hyperlink r:id="rId7">
+        <w:r>
+          <w:rPr>
+            <w:rStyle w:val="Hyperlink"/>
+          </w:rPr>
+          <w:t xml:space="preserve">SQL-SUPABASE.md</w:t>
+        </w:r>
+      </w:hyperlink>
+      <w:r>
+        <w:rPr/>
+        <w:t xml:space="preserve">.</w:t>
       </w:r>
     </w:p>
     <w:p>
@@ -124,7 +144,7 @@
       </w:pPr>
       <w:r>
         <w:rPr/>
-        <w:t xml:space="preserve">Verificación</w:t>
+        <w:t xml:space="preserve">011 — Confianza y carga</w:t>
       </w:r>
     </w:p>
     <w:p>
@@ -135,7 +155,28 @@
         <w:rPr>
           <w:rFonts w:ascii="Courier" w:hAnsi="Courier"/>
         </w:rPr>
-        <w:t xml:space="preserve">SELECT column_name FROM information_schema.columns WHERE table_name = 'matches' AND column_name LIKE 'mutual_cancel%';  SELECT table_name FROM information_schema.tables WHERE table_schema = 'public' AND table_name IN ('match_messages', 'match_notifications', 'penalty_charges');</w:t>
+        <w:t xml:space="preserve">-- Ver supabase/migrations/011_cargo_trust.sql (completo en repo) ALTER TABLE load_requests   ADD COLUMN IF NOT EXISTS cargo_description TEXT,   ADD COLUMN IF NOT EXISTS declared_cargo_value_clp BIGINT,   ADD COLUMN IF NOT EXISTS has_dispatch_guide BOOLEAN DEFAULT false,   ADD COLUMN IF NOT EXISTS dispatch_guide_folio TEXT,   ADD COLUMN IF NOT EXISTS requires_cargo_insurance BOOLEAN DEFAULT false,   ADD COLUMN IF NOT EXISTS legal_terms_version TEXT,   ADD COLUMN IF NOT EXISTS terms_accepted_at TIMESTAMPTZ;  CREATE TABLE IF NOT EXISTS match_incidents (   id UUID PRIMARY KEY DEFAULT gen_random_uuid(),   match_id UUID NOT NULL REFERENCES matches (id) ON DELETE CASCADE,   reporter_role TEXT NOT NULL CHECK (reporter_role IN ('shipper', 'carrier', 'admin')),   reporter_user_id UUID REFERENCES users (id),   incident_type TEXT NOT NULL CHECK (     incident_type IN ('theft', 'damage', 'shortage', 'delay', 'other')   ),   description TEXT NOT NULL,   declared_value_clp_at_report BIGINT,   status TEXT NOT NULL DEFAULT 'open' CHECK (status IN ('open', 'reviewing', 'closed')),   created_at TIMESTAMPTZ NOT NULL DEFAULT now() );  CREATE INDEX IF NOT EXISTS idx_match_incidents_match ON match_incidents (match_id, created_at DESC);</w:t>
+      </w:r>
+    </w:p>
+    <w:p>
+      <w:pPr>
+        <w:pStyle w:val="Heading2"/>
+        <w:spacing w:lineRule="auto"/>
+      </w:pPr>
+      <w:r>
+        <w:rPr/>
+        <w:t xml:space="preserve">Verificación</w:t>
+      </w:r>
+    </w:p>
+    <w:p>
+      <w:pPr>
+        <w:spacing w:lineRule="auto"/>
+      </w:pPr>
+      <w:r>
+        <w:rPr>
+          <w:rFonts w:ascii="Courier" w:hAnsi="Courier"/>
+        </w:rPr>
+        <w:t xml:space="preserve">SELECT column_name FROM information_schema.columns WHERE table_name = 'load_requests'   AND column_name IN ('declared_cargo_value_clp', 'cargo_description', 'terms_accepted_at');  SELECT table_name FROM information_schema.tables WHERE table_schema = 'public' AND table_name = 'match_incidents';</w:t>
       </w:r>
     </w:p>
   </w:body>
